--- a/tidoc_print/templates/验收单模板.docx
+++ b/tidoc_print/templates/验收单模板.docx
@@ -67,99 +67,12 @@
     </w:p>
     <w:p>
       <w:r>
-        <w:rPr>
-          <w:rFonts w:hint="eastAsia"/>
-        </w:rPr>
-        <w:t xml:space="preserve"> 单位   机械与车辆学院                                                                                       年  月  日 </w:t>
-      </w:r>
-      <w:r>
-        <w:rPr>
-          <w:rFonts w:hint="eastAsia"/>
-        </w:rPr>
-      </w:r>
-      <w:r>
-        <w:rPr>
-          <w:rFonts w:hint="eastAsia"/>
-          <w:u w:val="single"/>
-        </w:rPr>
-      </w:r>
-      <w:r>
-        <w:rPr>
-          <w:rFonts w:hint="eastAsia"/>
-          <w:u w:val="single"/>
-        </w:rPr>
-      </w:r>
-      <w:r>
-        <w:rPr>
-          <w:rFonts w:hint="eastAsia"/>
-          <w:u w:val="single"/>
-        </w:rPr>
-      </w:r>
-      <w:r>
-        <w:rPr>
-          <w:rFonts w:hint="eastAsia"/>
-        </w:rPr>
-      </w:r>
-      <w:r/>
-      <w:r/>
-      <w:r/>
-      <w:r/>
-      <w:r>
-        <w:rPr>
-          <w:rFonts w:hint="eastAsia"/>
-        </w:rPr>
-      </w:r>
-      <w:r/>
-      <w:r/>
-      <w:r/>
-      <w:r/>
-      <w:r/>
-      <w:r/>
-      <w:r/>
-      <w:r>
-        <w:rPr>
-          <w:rFonts w:hint="eastAsia"/>
-        </w:rPr>
-      </w:r>
-      <w:r>
-        <w:rPr>
-          <w:rFonts w:hint="eastAsia"/>
-        </w:rPr>
-      </w:r>
-      <w:r>
-        <w:rPr>
-          <w:rFonts w:hint="eastAsia"/>
-        </w:rPr>
-      </w:r>
-      <w:r>
-        <w:rPr>
-          <w:rFonts w:hint="eastAsia"/>
-        </w:rPr>
-      </w:r>
-      <w:r>
-        <w:rPr>
-          <w:rFonts w:hint="eastAsia"/>
-        </w:rPr>
-      </w:r>
-      <w:r>
-        <w:rPr>
-          <w:rFonts w:hint="eastAsia"/>
-        </w:rPr>
-      </w:r>
-      <w:r>
-        <w:rPr>
-          <w:rFonts w:hint="eastAsia"/>
-        </w:rPr>
-      </w:r>
-      <w:r>
-        <w:rPr>
-          <w:rFonts w:hint="eastAsia"/>
-        </w:rPr>
+        <w:t>单位   {{ scheme.organization.department|default("", true) }}     {{ export.date|date("chinese") }}</w:t>
       </w:r>
     </w:p>
     <w:tbl>
       <w:tblPr>
-        <w:tblW w:w="13815" w:type="dxa"/>
+        <w:tblW w:w="11679" w:type="dxa"/>
         <w:jc w:val="center"/>
         <w:tblBorders>
           <w:top w:val="single" w:sz="4" w:space="0" w:color="auto"/>
@@ -173,15 +86,15 @@
         <w:tblLook w:val="01E0" w:firstRow="1" w:lastRow="1" w:firstColumn="1" w:lastColumn="1" w:noHBand="0" w:noVBand="0"/>
       </w:tblPr>
       <w:tblGrid>
-        <w:gridCol w:w="1838"/>
-        <w:gridCol w:w="680"/>
-        <w:gridCol w:w="709"/>
+        <w:gridCol w:w="1587"/>
+        <w:gridCol w:w="624"/>
+        <w:gridCol w:w="624"/>
+        <w:gridCol w:w="964"/>
+        <w:gridCol w:w="964"/>
+        <w:gridCol w:w="3005"/>
+        <w:gridCol w:w="2381"/>
         <w:gridCol w:w="1134"/>
-        <w:gridCol w:w="1134"/>
-        <w:gridCol w:w="3740"/>
-        <w:gridCol w:w="2835"/>
-        <w:gridCol w:w="1155"/>
-        <w:gridCol w:w="590"/>
+        <w:gridCol w:w="397"/>
       </w:tblGrid>
       <w:tr>
         <w:trPr>
@@ -191,7 +104,7 @@
         </w:trPr>
         <w:tc>
           <w:tcPr>
-            <w:tcW w:w="1838" w:type="dxa"/>
+            <w:tcW w:w="1587" w:type="dxa"/>
             <w:vAlign w:val="center"/>
           </w:tcPr>
           <w:p>
@@ -220,7 +133,7 @@
         </w:tc>
         <w:tc>
           <w:tcPr>
-            <w:tcW w:w="680" w:type="dxa"/>
+            <w:tcW w:w="624" w:type="dxa"/>
             <w:vAlign w:val="center"/>
           </w:tcPr>
           <w:p>
@@ -237,7 +150,7 @@
         </w:tc>
         <w:tc>
           <w:tcPr>
-            <w:tcW w:w="709" w:type="dxa"/>
+            <w:tcW w:w="624" w:type="dxa"/>
             <w:vAlign w:val="center"/>
           </w:tcPr>
           <w:p>
@@ -254,7 +167,7 @@
         </w:tc>
         <w:tc>
           <w:tcPr>
-            <w:tcW w:w="1134" w:type="dxa"/>
+            <w:tcW w:w="964" w:type="dxa"/>
             <w:vAlign w:val="center"/>
           </w:tcPr>
           <w:p>
@@ -271,7 +184,7 @@
         </w:tc>
         <w:tc>
           <w:tcPr>
-            <w:tcW w:w="1134" w:type="dxa"/>
+            <w:tcW w:w="964" w:type="dxa"/>
             <w:vAlign w:val="center"/>
           </w:tcPr>
           <w:p>
@@ -288,7 +201,7 @@
         </w:tc>
         <w:tc>
           <w:tcPr>
-            <w:tcW w:w="3740" w:type="dxa"/>
+            <w:tcW w:w="3005" w:type="dxa"/>
             <w:vAlign w:val="center"/>
           </w:tcPr>
           <w:p>
@@ -305,7 +218,7 @@
         </w:tc>
         <w:tc>
           <w:tcPr>
-            <w:tcW w:w="2835" w:type="dxa"/>
+            <w:tcW w:w="2381" w:type="dxa"/>
             <w:vAlign w:val="center"/>
           </w:tcPr>
           <w:p>
@@ -322,7 +235,7 @@
         </w:tc>
         <w:tc>
           <w:tcPr>
-            <w:tcW w:w="1155" w:type="dxa"/>
+            <w:tcW w:w="1134" w:type="dxa"/>
             <w:vAlign w:val="center"/>
           </w:tcPr>
           <w:p>
@@ -339,7 +252,7 @@
         </w:tc>
         <w:tc>
           <w:tcPr>
-            <w:tcW w:w="590" w:type="dxa"/>
+            <w:tcW w:w="397" w:type="dxa"/>
             <w:vMerge w:val="restart"/>
             <w:tcBorders>
               <w:top w:val="nil"/>
@@ -349,48 +262,106 @@
             <w:vAlign w:val="center"/>
           </w:tcPr>
           <w:p>
-            <w:pPr>
-              <w:jc w:val="center"/>
-            </w:pPr>
-            <w:r>
-              <w:rPr>
-                <w:rFonts w:hint="eastAsia"/>
-              </w:rPr>
+            <w:r>
               <w:t>附</w:t>
-            </w:r>
-          </w:p>
-          <w:p>
-            <w:pPr>
-              <w:jc w:val="center"/>
-            </w:pPr>
-            <w:r>
-              <w:rPr>
-                <w:rFonts w:hint="eastAsia"/>
-              </w:rPr>
+              <w:br/>
               <w:t>件</w:t>
-            </w:r>
-          </w:p>
-          <w:p>
-            <w:pPr>
-              <w:jc w:val="center"/>
-            </w:pPr>
-            <w:r/>
-          </w:p>
-          <w:p>
-            <w:pPr>
-              <w:jc w:val="center"/>
-            </w:pPr>
-            <w:r/>
-          </w:p>
-          <w:p>
-            <w:pPr>
-              <w:jc w:val="center"/>
-            </w:pPr>
-            <w:r>
-              <w:rPr>
-                <w:rFonts w:hint="eastAsia"/>
-              </w:rPr>
+              <w:br/>
+              <w:br/>
+              <w:br/>
               <w:t>张</w:t>
+            </w:r>
+          </w:p>
+        </w:tc>
+      </w:tr>
+      <w:tr>
+        <w:tc>
+          <w:tcPr>
+            <w:tcW w:type="dxa" w:w="1587"/>
+          </w:tcPr>
+          <w:p>
+            <w:r>
+              <w:t>{%tr for row in rows %}</w:t>
+            </w:r>
+          </w:p>
+        </w:tc>
+        <w:tc>
+          <w:tcPr>
+            <w:tcW w:type="dxa" w:w="624"/>
+          </w:tcPr>
+          <w:p>
+            <w:r>
+              <w:t/>
+            </w:r>
+          </w:p>
+        </w:tc>
+        <w:tc>
+          <w:tcPr>
+            <w:tcW w:type="dxa" w:w="624"/>
+          </w:tcPr>
+          <w:p>
+            <w:r>
+              <w:t/>
+            </w:r>
+          </w:p>
+        </w:tc>
+        <w:tc>
+          <w:tcPr>
+            <w:tcW w:type="dxa" w:w="964"/>
+          </w:tcPr>
+          <w:p>
+            <w:r>
+              <w:t/>
+            </w:r>
+          </w:p>
+        </w:tc>
+        <w:tc>
+          <w:tcPr>
+            <w:tcW w:type="dxa" w:w="964"/>
+          </w:tcPr>
+          <w:p>
+            <w:r>
+              <w:t/>
+            </w:r>
+          </w:p>
+        </w:tc>
+        <w:tc>
+          <w:tcPr>
+            <w:tcW w:type="dxa" w:w="3005"/>
+          </w:tcPr>
+          <w:p>
+            <w:r>
+              <w:t/>
+            </w:r>
+          </w:p>
+        </w:tc>
+        <w:tc>
+          <w:tcPr>
+            <w:tcW w:type="dxa" w:w="2381"/>
+          </w:tcPr>
+          <w:p>
+            <w:r>
+              <w:t/>
+            </w:r>
+          </w:p>
+        </w:tc>
+        <w:tc>
+          <w:tcPr>
+            <w:tcW w:type="dxa" w:w="1134"/>
+          </w:tcPr>
+          <w:p>
+            <w:r>
+              <w:t/>
+            </w:r>
+          </w:p>
+        </w:tc>
+        <w:tc>
+          <w:tcPr>
+            <w:tcW w:type="dxa" w:w="397"/>
+          </w:tcPr>
+          <w:p>
+            <w:r>
+              <w:t/>
             </w:r>
           </w:p>
         </w:tc>
@@ -403,58 +374,78 @@
         </w:trPr>
         <w:tc>
           <w:tcPr>
-            <w:tcW w:w="1838" w:type="dxa"/>
-            <w:vAlign w:val="center"/>
-          </w:tcPr>
-          <w:p>
-            <w:pPr>
-              <w:jc w:val="center"/>
-            </w:pPr>
-            <w:r>
-              <w:rPr>
-                <w:rFonts w:hint="eastAsia"/>
-                <w:color w:val="000000"/>
-                <w:sz w:val="20"/>
-                <w:szCs w:val="20"/>
-              </w:rPr>
-            </w:r>
-          </w:p>
-        </w:tc>
-        <w:tc>
-          <w:tcPr>
-            <w:tcW w:w="680" w:type="dxa"/>
-            <w:vAlign w:val="center"/>
-          </w:tcPr>
-          <w:p>
-            <w:pPr>
-              <w:jc w:val="center"/>
-            </w:pPr>
-            <w:r>
-              <w:rPr>
-                <w:rFonts w:hint="eastAsia"/>
-                <w:color w:val="000000"/>
-                <w:sz w:val="20"/>
-                <w:szCs w:val="20"/>
-              </w:rPr>
-            </w:r>
-          </w:p>
-        </w:tc>
-        <w:tc>
-          <w:tcPr>
-            <w:tcW w:w="709" w:type="dxa"/>
-            <w:vAlign w:val="center"/>
-          </w:tcPr>
-          <w:p>
-            <w:pPr>
-              <w:jc w:val="center"/>
-            </w:pPr>
-            <w:r>
-              <w:rPr>
-                <w:rFonts w:hint="eastAsia"/>
-                <w:color w:val="000000"/>
-                <w:sz w:val="20"/>
-                <w:szCs w:val="20"/>
-              </w:rPr>
+            <w:tcW w:w="1587" w:type="dxa"/>
+            <w:vAlign w:val="center"/>
+          </w:tcPr>
+          <w:p>
+            <w:r>
+              <w:t>{{ row.product_name }}</w:t>
+            </w:r>
+          </w:p>
+        </w:tc>
+        <w:tc>
+          <w:tcPr>
+            <w:tcW w:w="624" w:type="dxa"/>
+            <w:vAlign w:val="center"/>
+          </w:tcPr>
+          <w:p>
+            <w:r>
+              <w:t>{{ row.unit|default("") }}</w:t>
+            </w:r>
+          </w:p>
+        </w:tc>
+        <w:tc>
+          <w:tcPr>
+            <w:tcW w:w="624" w:type="dxa"/>
+            <w:vAlign w:val="center"/>
+          </w:tcPr>
+          <w:p>
+            <w:r>
+              <w:t>{{ row.quantity|number }}</w:t>
+            </w:r>
+          </w:p>
+        </w:tc>
+        <w:tc>
+          <w:tcPr>
+            <w:tcW w:w="964" w:type="dxa"/>
+            <w:vAlign w:val="center"/>
+          </w:tcPr>
+          <w:p>
+            <w:r>
+              <w:t>¥{{ row.unit_price|money }}</w:t>
+            </w:r>
+          </w:p>
+        </w:tc>
+        <w:tc>
+          <w:tcPr>
+            <w:tcW w:w="964" w:type="dxa"/>
+            <w:vAlign w:val="center"/>
+          </w:tcPr>
+          <w:p>
+            <w:r>
+              <w:t>¥{{ row.total|money }}</w:t>
+            </w:r>
+          </w:p>
+        </w:tc>
+        <w:tc>
+          <w:tcPr>
+            <w:tcW w:w="3005" w:type="dxa"/>
+            <w:vAlign w:val="center"/>
+          </w:tcPr>
+          <w:p>
+            <w:r>
+              <w:t>{{ row.seller }}</w:t>
+            </w:r>
+          </w:p>
+        </w:tc>
+        <w:tc>
+          <w:tcPr>
+            <w:tcW w:w="2381" w:type="dxa"/>
+            <w:vAlign w:val="center"/>
+          </w:tcPr>
+          <w:p>
+            <w:r>
+              <w:t>{{ row.invoice_no }}</w:t>
             </w:r>
           </w:p>
         </w:tc>
@@ -464,106 +455,9 @@
             <w:vAlign w:val="center"/>
           </w:tcPr>
           <w:p>
-            <w:pPr>
-              <w:jc w:val="center"/>
-            </w:pPr>
-            <w:r>
-              <w:rPr>
-                <w:rFonts w:hint="eastAsia"/>
-                <w:color w:val="000000"/>
-                <w:sz w:val="20"/>
-                <w:szCs w:val="20"/>
-              </w:rPr>
-            </w:r>
-          </w:p>
-        </w:tc>
-        <w:tc>
-          <w:tcPr>
-            <w:tcW w:w="1134" w:type="dxa"/>
-            <w:vAlign w:val="center"/>
-          </w:tcPr>
-          <w:p>
-            <w:pPr>
-              <w:jc w:val="center"/>
-            </w:pPr>
-            <w:r>
-              <w:rPr>
-                <w:rFonts w:hint="eastAsia"/>
-                <w:color w:val="000000"/>
-                <w:sz w:val="20"/>
-                <w:szCs w:val="20"/>
-              </w:rPr>
-            </w:r>
-          </w:p>
-        </w:tc>
-        <w:tc>
-          <w:tcPr>
-            <w:tcW w:w="3740" w:type="dxa"/>
-            <w:vAlign w:val="center"/>
-          </w:tcPr>
-          <w:p>
-            <w:pPr>
-              <w:spacing w:line="336" w:lineRule="auto"/>
-              <w:jc w:val="center"/>
-              <w:rPr>
-                <w:szCs w:val="21"/>
-              </w:rPr>
-            </w:pPr>
-            <w:proofErr w:type="gramStart"/>
-            <w:r>
-              <w:rPr>
-                <w:rFonts w:hint="eastAsia"/>
-                <w:color w:val="000000"/>
-                <w:sz w:val="20"/>
-                <w:szCs w:val="20"/>
-              </w:rPr>
-            </w:r>
-            <w:proofErr w:type="gramEnd"/>
-            <w:r>
-              <w:rPr>
-                <w:rFonts w:hint="eastAsia"/>
-                <w:color w:val="000000"/>
-                <w:sz w:val="20"/>
-                <w:szCs w:val="20"/>
-              </w:rPr>
-            </w:r>
-          </w:p>
-        </w:tc>
-        <w:tc>
-          <w:tcPr>
-            <w:tcW w:w="2835" w:type="dxa"/>
-            <w:vAlign w:val="center"/>
-          </w:tcPr>
-          <w:p>
-            <w:pPr>
-              <w:jc w:val="center"/>
-            </w:pPr>
-            <w:r>
-              <w:rPr>
-                <w:rFonts w:hint="eastAsia"/>
-                <w:color w:val="000000"/>
-                <w:sz w:val="20"/>
-                <w:szCs w:val="20"/>
-              </w:rPr>
-            </w:r>
-          </w:p>
-        </w:tc>
-        <w:tc>
-          <w:tcPr>
-            <w:tcW w:w="1155" w:type="dxa"/>
-            <w:vAlign w:val="center"/>
-          </w:tcPr>
-          <w:p>
-            <w:pPr>
-              <w:jc w:val="center"/>
-            </w:pPr>
-            <w:proofErr w:type="gramStart"/>
-            <w:r>
-              <w:rPr>
-                <w:rFonts w:hint="eastAsia"/>
-              </w:rPr>
-            </w:r>
-            <w:proofErr w:type="gramEnd"/>
+            <w:r>
+              <w:t>{{ row.storage_location }}</w:t>
+            </w:r>
           </w:p>
         </w:tc>
         <w:tc>
@@ -580,6 +474,98 @@
             <w:pPr>
               <w:jc w:val="center"/>
             </w:pPr>
+          </w:p>
+        </w:tc>
+      </w:tr>
+      <w:tr>
+        <w:tc>
+          <w:tcPr>
+            <w:tcW w:type="dxa" w:w="1587"/>
+          </w:tcPr>
+          <w:p>
+            <w:r>
+              <w:t>{%tr endfor %}</w:t>
+            </w:r>
+          </w:p>
+        </w:tc>
+        <w:tc>
+          <w:tcPr>
+            <w:tcW w:type="dxa" w:w="624"/>
+          </w:tcPr>
+          <w:p>
+            <w:r>
+              <w:t/>
+            </w:r>
+          </w:p>
+        </w:tc>
+        <w:tc>
+          <w:tcPr>
+            <w:tcW w:type="dxa" w:w="624"/>
+          </w:tcPr>
+          <w:p>
+            <w:r>
+              <w:t/>
+            </w:r>
+          </w:p>
+        </w:tc>
+        <w:tc>
+          <w:tcPr>
+            <w:tcW w:type="dxa" w:w="964"/>
+          </w:tcPr>
+          <w:p>
+            <w:r>
+              <w:t/>
+            </w:r>
+          </w:p>
+        </w:tc>
+        <w:tc>
+          <w:tcPr>
+            <w:tcW w:type="dxa" w:w="964"/>
+          </w:tcPr>
+          <w:p>
+            <w:r>
+              <w:t/>
+            </w:r>
+          </w:p>
+        </w:tc>
+        <w:tc>
+          <w:tcPr>
+            <w:tcW w:type="dxa" w:w="3005"/>
+          </w:tcPr>
+          <w:p>
+            <w:r>
+              <w:t/>
+            </w:r>
+          </w:p>
+        </w:tc>
+        <w:tc>
+          <w:tcPr>
+            <w:tcW w:type="dxa" w:w="2381"/>
+          </w:tcPr>
+          <w:p>
+            <w:r>
+              <w:t/>
+            </w:r>
+          </w:p>
+        </w:tc>
+        <w:tc>
+          <w:tcPr>
+            <w:tcW w:type="dxa" w:w="1134"/>
+          </w:tcPr>
+          <w:p>
+            <w:r>
+              <w:t/>
+            </w:r>
+          </w:p>
+        </w:tc>
+        <w:tc>
+          <w:tcPr>
+            <w:tcW w:type="dxa" w:w="397"/>
+          </w:tcPr>
+          <w:p>
+            <w:r>
+              <w:t/>
+            </w:r>
           </w:p>
         </w:tc>
       </w:tr>
@@ -1098,7 +1084,7 @@
       <w:jc w:val="both"/>
     </w:pPr>
     <w:rPr>
-      <w:rFonts w:ascii="Times New Roman" w:eastAsia="宋体" w:hAnsi="Times New Roman" w:cs="Times New Roman"/>
+      <w:rFonts w:ascii="Arial" w:eastAsia="Songti SC" w:hAnsi="Arial" w:cs="Times New Roman"/>
       <w:szCs w:val="24"/>
     </w:rPr>
   </w:style>
@@ -1107,6 +1093,9 @@
     <w:uiPriority w:val="1"/>
     <w:semiHidden/>
     <w:unhideWhenUsed/>
+    <w:rPr>
+      <w:rFonts w:ascii="Arial" w:hAnsi="Arial" w:eastAsia="Songti SC"/>
+    </w:rPr>
   </w:style>
   <w:style w:type="table" w:default="1" w:styleId="a1">
     <w:name w:val="Normal Table"/>
@@ -1148,6 +1137,7 @@
       <w:jc w:val="center"/>
     </w:pPr>
     <w:rPr>
+      <w:rFonts w:ascii="Arial" w:hAnsi="Arial" w:eastAsia="Songti SC"/>
       <w:sz w:val="18"/>
       <w:szCs w:val="18"/>
     </w:rPr>
@@ -1159,7 +1149,7 @@
     <w:uiPriority w:val="99"/>
     <w:rsid w:val="00F66864"/>
     <w:rPr>
-      <w:rFonts w:ascii="Times New Roman" w:eastAsia="宋体" w:hAnsi="Times New Roman" w:cs="Times New Roman"/>
+      <w:rFonts w:ascii="Arial" w:eastAsia="Songti SC" w:hAnsi="Arial" w:cs="Times New Roman"/>
       <w:sz w:val="18"/>
       <w:szCs w:val="18"/>
     </w:rPr>
@@ -1180,6 +1170,7 @@
       <w:jc w:val="left"/>
     </w:pPr>
     <w:rPr>
+      <w:rFonts w:ascii="Arial" w:hAnsi="Arial" w:eastAsia="Songti SC"/>
       <w:sz w:val="18"/>
       <w:szCs w:val="18"/>
     </w:rPr>
@@ -1191,7 +1182,7 @@
     <w:uiPriority w:val="99"/>
     <w:rsid w:val="00F66864"/>
     <w:rPr>
-      <w:rFonts w:ascii="Times New Roman" w:eastAsia="宋体" w:hAnsi="Times New Roman" w:cs="Times New Roman"/>
+      <w:rFonts w:ascii="Arial" w:eastAsia="Songti SC" w:hAnsi="Arial" w:cs="Times New Roman"/>
       <w:sz w:val="18"/>
       <w:szCs w:val="18"/>
     </w:rPr>
@@ -1205,6 +1196,9 @@
     <w:pPr>
       <w:ind w:firstLineChars="200" w:firstLine="420"/>
     </w:pPr>
+    <w:rPr>
+      <w:rFonts w:ascii="Arial" w:hAnsi="Arial" w:eastAsia="Songti SC"/>
+    </w:rPr>
   </w:style>
 </w:styles>
 </file>
